--- a/Data Preprocessing.docx
+++ b/Data Preprocessing.docx
@@ -57,31 +57,99 @@
           <w:szCs w:val="24"/>
         </w:rPr>
       </w:pPr>
-      <w:r>
-        <w:rPr>
-          <w:rFonts w:asciiTheme="majorBidi" w:hAnsiTheme="majorBidi" w:cstheme="majorBidi"/>
-          <w:sz w:val="24"/>
-          <w:szCs w:val="24"/>
-        </w:rPr>
-        <w:t>df["ID"].nunique()</w:t>
-      </w:r>
-    </w:p>
-    <w:p>
-      <w:pPr>
-        <w:pStyle w:val="ListParagraph"/>
-        <w:rPr>
-          <w:rFonts w:asciiTheme="majorBidi" w:hAnsiTheme="majorBidi" w:cstheme="majorBidi"/>
-          <w:sz w:val="24"/>
-          <w:szCs w:val="24"/>
-        </w:rPr>
-      </w:pPr>
-      <w:r>
-        <w:rPr>
-          <w:rFonts w:asciiTheme="majorBidi" w:hAnsiTheme="majorBidi" w:cstheme="majorBidi"/>
-          <w:sz w:val="24"/>
-          <w:szCs w:val="24"/>
-        </w:rPr>
-        <w:t>df.duplicated().sum()</w:t>
+      <w:proofErr w:type="spellStart"/>
+      <w:r>
+        <w:rPr>
+          <w:rFonts w:asciiTheme="majorBidi" w:hAnsiTheme="majorBidi" w:cstheme="majorBidi"/>
+          <w:sz w:val="24"/>
+          <w:szCs w:val="24"/>
+        </w:rPr>
+        <w:t>df</w:t>
+      </w:r>
+      <w:proofErr w:type="spellEnd"/>
+      <w:r>
+        <w:rPr>
+          <w:rFonts w:asciiTheme="majorBidi" w:hAnsiTheme="majorBidi" w:cstheme="majorBidi"/>
+          <w:sz w:val="24"/>
+          <w:szCs w:val="24"/>
+        </w:rPr>
+        <w:t>["ID"</w:t>
+      </w:r>
+      <w:proofErr w:type="gramStart"/>
+      <w:r>
+        <w:rPr>
+          <w:rFonts w:asciiTheme="majorBidi" w:hAnsiTheme="majorBidi" w:cstheme="majorBidi"/>
+          <w:sz w:val="24"/>
+          <w:szCs w:val="24"/>
+        </w:rPr>
+        <w:t>].</w:t>
+      </w:r>
+      <w:proofErr w:type="spellStart"/>
+      <w:r>
+        <w:rPr>
+          <w:rFonts w:asciiTheme="majorBidi" w:hAnsiTheme="majorBidi" w:cstheme="majorBidi"/>
+          <w:sz w:val="24"/>
+          <w:szCs w:val="24"/>
+        </w:rPr>
+        <w:t>nunique</w:t>
+      </w:r>
+      <w:proofErr w:type="spellEnd"/>
+      <w:proofErr w:type="gramEnd"/>
+      <w:r>
+        <w:rPr>
+          <w:rFonts w:asciiTheme="majorBidi" w:hAnsiTheme="majorBidi" w:cstheme="majorBidi"/>
+          <w:sz w:val="24"/>
+          <w:szCs w:val="24"/>
+        </w:rPr>
+        <w:t>()</w:t>
+      </w:r>
+    </w:p>
+    <w:p>
+      <w:pPr>
+        <w:pStyle w:val="ListParagraph"/>
+        <w:rPr>
+          <w:rFonts w:asciiTheme="majorBidi" w:hAnsiTheme="majorBidi" w:cstheme="majorBidi"/>
+          <w:sz w:val="24"/>
+          <w:szCs w:val="24"/>
+        </w:rPr>
+      </w:pPr>
+      <w:proofErr w:type="spellStart"/>
+      <w:proofErr w:type="gramStart"/>
+      <w:r>
+        <w:rPr>
+          <w:rFonts w:asciiTheme="majorBidi" w:hAnsiTheme="majorBidi" w:cstheme="majorBidi"/>
+          <w:sz w:val="24"/>
+          <w:szCs w:val="24"/>
+        </w:rPr>
+        <w:t>df.duplicated</w:t>
+      </w:r>
+      <w:proofErr w:type="spellEnd"/>
+      <w:proofErr w:type="gramEnd"/>
+      <w:r>
+        <w:rPr>
+          <w:rFonts w:asciiTheme="majorBidi" w:hAnsiTheme="majorBidi" w:cstheme="majorBidi"/>
+          <w:sz w:val="24"/>
+          <w:szCs w:val="24"/>
+        </w:rPr>
+        <w:t>(</w:t>
+      </w:r>
+      <w:proofErr w:type="gramStart"/>
+      <w:r>
+        <w:rPr>
+          <w:rFonts w:asciiTheme="majorBidi" w:hAnsiTheme="majorBidi" w:cstheme="majorBidi"/>
+          <w:sz w:val="24"/>
+          <w:szCs w:val="24"/>
+        </w:rPr>
+        <w:t>).sum</w:t>
+      </w:r>
+      <w:proofErr w:type="gramEnd"/>
+      <w:r>
+        <w:rPr>
+          <w:rFonts w:asciiTheme="majorBidi" w:hAnsiTheme="majorBidi" w:cstheme="majorBidi"/>
+          <w:sz w:val="24"/>
+          <w:szCs w:val="24"/>
+        </w:rPr>
+        <w:t>()</w:t>
       </w:r>
     </w:p>
     <w:p>
@@ -149,31 +217,125 @@
           <w:szCs w:val="24"/>
         </w:rPr>
       </w:pPr>
-      <w:r>
-        <w:rPr>
-          <w:rFonts w:asciiTheme="majorBidi" w:hAnsiTheme="majorBidi" w:cstheme="majorBidi"/>
-          <w:sz w:val="24"/>
-          <w:szCs w:val="24"/>
-        </w:rPr>
-        <w:t>df.drop_duplicates(inplace=True)</w:t>
-      </w:r>
-    </w:p>
-    <w:p>
-      <w:pPr>
-        <w:pStyle w:val="ListParagraph"/>
-        <w:rPr>
-          <w:rFonts w:asciiTheme="majorBidi" w:hAnsiTheme="majorBidi" w:cstheme="majorBidi"/>
-          <w:sz w:val="24"/>
-          <w:szCs w:val="24"/>
-        </w:rPr>
-      </w:pPr>
-      <w:r>
-        <w:rPr>
-          <w:rFonts w:asciiTheme="majorBidi" w:hAnsiTheme="majorBidi" w:cstheme="majorBidi"/>
-          <w:sz w:val="24"/>
-          <w:szCs w:val="24"/>
-        </w:rPr>
-        <w:t>df.reset_index(drop=True, inplace=True)</w:t>
+      <w:proofErr w:type="spellStart"/>
+      <w:proofErr w:type="gramStart"/>
+      <w:r>
+        <w:rPr>
+          <w:rFonts w:asciiTheme="majorBidi" w:hAnsiTheme="majorBidi" w:cstheme="majorBidi"/>
+          <w:sz w:val="24"/>
+          <w:szCs w:val="24"/>
+        </w:rPr>
+        <w:t>df.drop</w:t>
+      </w:r>
+      <w:proofErr w:type="gramEnd"/>
+      <w:r>
+        <w:rPr>
+          <w:rFonts w:asciiTheme="majorBidi" w:hAnsiTheme="majorBidi" w:cstheme="majorBidi"/>
+          <w:sz w:val="24"/>
+          <w:szCs w:val="24"/>
+        </w:rPr>
+        <w:t>_duplicates</w:t>
+      </w:r>
+      <w:proofErr w:type="spellEnd"/>
+      <w:r>
+        <w:rPr>
+          <w:rFonts w:asciiTheme="majorBidi" w:hAnsiTheme="majorBidi" w:cstheme="majorBidi"/>
+          <w:sz w:val="24"/>
+          <w:szCs w:val="24"/>
+        </w:rPr>
+        <w:t>(</w:t>
+      </w:r>
+      <w:proofErr w:type="spellStart"/>
+      <w:r>
+        <w:rPr>
+          <w:rFonts w:asciiTheme="majorBidi" w:hAnsiTheme="majorBidi" w:cstheme="majorBidi"/>
+          <w:sz w:val="24"/>
+          <w:szCs w:val="24"/>
+        </w:rPr>
+        <w:t>inplace</w:t>
+      </w:r>
+      <w:proofErr w:type="spellEnd"/>
+      <w:r>
+        <w:rPr>
+          <w:rFonts w:asciiTheme="majorBidi" w:hAnsiTheme="majorBidi" w:cstheme="majorBidi"/>
+          <w:sz w:val="24"/>
+          <w:szCs w:val="24"/>
+        </w:rPr>
+        <w:t>=True)</w:t>
+      </w:r>
+    </w:p>
+    <w:p>
+      <w:pPr>
+        <w:pStyle w:val="ListParagraph"/>
+        <w:rPr>
+          <w:rFonts w:asciiTheme="majorBidi" w:hAnsiTheme="majorBidi" w:cstheme="majorBidi"/>
+          <w:sz w:val="24"/>
+          <w:szCs w:val="24"/>
+        </w:rPr>
+      </w:pPr>
+      <w:proofErr w:type="spellStart"/>
+      <w:proofErr w:type="gramStart"/>
+      <w:r>
+        <w:rPr>
+          <w:rFonts w:asciiTheme="majorBidi" w:hAnsiTheme="majorBidi" w:cstheme="majorBidi"/>
+          <w:sz w:val="24"/>
+          <w:szCs w:val="24"/>
+        </w:rPr>
+        <w:t>df.reset</w:t>
+      </w:r>
+      <w:proofErr w:type="gramEnd"/>
+      <w:r>
+        <w:rPr>
+          <w:rFonts w:asciiTheme="majorBidi" w:hAnsiTheme="majorBidi" w:cstheme="majorBidi"/>
+          <w:sz w:val="24"/>
+          <w:szCs w:val="24"/>
+        </w:rPr>
+        <w:t>_</w:t>
+      </w:r>
+      <w:proofErr w:type="gramStart"/>
+      <w:r>
+        <w:rPr>
+          <w:rFonts w:asciiTheme="majorBidi" w:hAnsiTheme="majorBidi" w:cstheme="majorBidi"/>
+          <w:sz w:val="24"/>
+          <w:szCs w:val="24"/>
+        </w:rPr>
+        <w:t>index</w:t>
+      </w:r>
+      <w:proofErr w:type="spellEnd"/>
+      <w:r>
+        <w:rPr>
+          <w:rFonts w:asciiTheme="majorBidi" w:hAnsiTheme="majorBidi" w:cstheme="majorBidi"/>
+          <w:sz w:val="24"/>
+          <w:szCs w:val="24"/>
+        </w:rPr>
+        <w:t>(</w:t>
+      </w:r>
+      <w:proofErr w:type="gramEnd"/>
+      <w:r>
+        <w:rPr>
+          <w:rFonts w:asciiTheme="majorBidi" w:hAnsiTheme="majorBidi" w:cstheme="majorBidi"/>
+          <w:sz w:val="24"/>
+          <w:szCs w:val="24"/>
+        </w:rPr>
+        <w:t xml:space="preserve">drop=True, </w:t>
+      </w:r>
+      <w:proofErr w:type="spellStart"/>
+      <w:r>
+        <w:rPr>
+          <w:rFonts w:asciiTheme="majorBidi" w:hAnsiTheme="majorBidi" w:cstheme="majorBidi"/>
+          <w:sz w:val="24"/>
+          <w:szCs w:val="24"/>
+        </w:rPr>
+        <w:t>inplace</w:t>
+      </w:r>
+      <w:proofErr w:type="spellEnd"/>
+      <w:r>
+        <w:rPr>
+          <w:rFonts w:asciiTheme="majorBidi" w:hAnsiTheme="majorBidi" w:cstheme="majorBidi"/>
+          <w:sz w:val="24"/>
+          <w:szCs w:val="24"/>
+        </w:rPr>
+        <w:t>=True)</w:t>
       </w:r>
     </w:p>
     <w:p>
@@ -205,8 +367,9 @@
           <w:sz w:val="24"/>
           <w:szCs w:val="24"/>
         </w:rPr>
-        <w:t>● Incorrect data types. (eg., a numeric variable such as age having a categorical type)</w:t>
-      </w:r>
+        <w:t>● Incorrect data types. (</w:t>
+      </w:r>
+      <w:proofErr w:type="spellStart"/>
       <w:r>
         <w:rPr>
           <w:rFonts w:asciiTheme="majorBidi" w:hAnsiTheme="majorBidi" w:cstheme="majorBidi"/>
@@ -215,8 +378,9 @@
           <w:sz w:val="24"/>
           <w:szCs w:val="24"/>
         </w:rPr>
-        <w:t xml:space="preserve"> - </w:t>
-      </w:r>
+        <w:t>eg.</w:t>
+      </w:r>
+      <w:proofErr w:type="spellEnd"/>
       <w:r>
         <w:rPr>
           <w:rFonts w:asciiTheme="majorBidi" w:hAnsiTheme="majorBidi" w:cstheme="majorBidi"/>
@@ -225,6 +389,26 @@
           <w:sz w:val="24"/>
           <w:szCs w:val="24"/>
         </w:rPr>
+        <w:t>, a numeric variable such as age having a categorical type)</w:t>
+      </w:r>
+      <w:r>
+        <w:rPr>
+          <w:rFonts w:asciiTheme="majorBidi" w:hAnsiTheme="majorBidi" w:cstheme="majorBidi"/>
+          <w:b/>
+          <w:bCs/>
+          <w:sz w:val="24"/>
+          <w:szCs w:val="24"/>
+        </w:rPr>
+        <w:t xml:space="preserve"> - </w:t>
+      </w:r>
+      <w:r>
+        <w:rPr>
+          <w:rFonts w:asciiTheme="majorBidi" w:hAnsiTheme="majorBidi" w:cstheme="majorBidi"/>
+          <w:b/>
+          <w:bCs/>
+          <w:sz w:val="24"/>
+          <w:szCs w:val="24"/>
+        </w:rPr>
         <w:t>Partly</w:t>
       </w:r>
     </w:p>
@@ -255,6 +439,8 @@
           <w:szCs w:val="24"/>
         </w:rPr>
       </w:pPr>
+      <w:proofErr w:type="spellStart"/>
+      <w:proofErr w:type="gramStart"/>
       <w:r>
         <w:rPr>
           <w:rFonts w:asciiTheme="majorBidi" w:hAnsiTheme="majorBidi" w:cstheme="majorBidi"/>
@@ -263,6 +449,8 @@
         </w:rPr>
         <w:t>df.dtypes</w:t>
       </w:r>
+      <w:proofErr w:type="spellEnd"/>
+      <w:proofErr w:type="gramEnd"/>
     </w:p>
     <w:p>
       <w:pPr>
@@ -441,89 +629,407 @@
           <w:sz w:val="24"/>
           <w:szCs w:val="24"/>
         </w:rPr>
-        <w:t>How we found them: compared category frequencies against the UCI codebook, and ran range checks on the numeric columns.</w:t>
-      </w:r>
-    </w:p>
-    <w:p>
-      <w:pPr>
-        <w:pStyle w:val="ListParagraph"/>
-        <w:rPr>
-          <w:rFonts w:asciiTheme="majorBidi" w:hAnsiTheme="majorBidi" w:cstheme="majorBidi"/>
-          <w:sz w:val="24"/>
-          <w:szCs w:val="24"/>
-        </w:rPr>
-      </w:pPr>
-    </w:p>
-    <w:p>
-      <w:pPr>
-        <w:pStyle w:val="ListParagraph"/>
-        <w:rPr>
-          <w:rFonts w:asciiTheme="majorBidi" w:hAnsiTheme="majorBidi" w:cstheme="majorBidi"/>
-          <w:sz w:val="24"/>
-          <w:szCs w:val="24"/>
-        </w:rPr>
-      </w:pPr>
-      <w:r>
-        <w:rPr>
-          <w:rFonts w:asciiTheme="majorBidi" w:hAnsiTheme="majorBidi" w:cstheme="majorBidi"/>
-          <w:sz w:val="24"/>
-          <w:szCs w:val="24"/>
-        </w:rPr>
-        <w:t>df["EDUCATION"].value_counts().sort_index()</w:t>
-      </w:r>
-    </w:p>
-    <w:p>
-      <w:pPr>
-        <w:pStyle w:val="ListParagraph"/>
-        <w:rPr>
-          <w:rFonts w:asciiTheme="majorBidi" w:hAnsiTheme="majorBidi" w:cstheme="majorBidi"/>
-          <w:sz w:val="24"/>
-          <w:szCs w:val="24"/>
-        </w:rPr>
-      </w:pPr>
-      <w:r>
-        <w:rPr>
-          <w:rFonts w:asciiTheme="majorBidi" w:hAnsiTheme="majorBidi" w:cstheme="majorBidi"/>
-          <w:sz w:val="24"/>
-          <w:szCs w:val="24"/>
-        </w:rPr>
-        <w:t>df["MARRIAGE"].value_counts().sort_index()</w:t>
-      </w:r>
-    </w:p>
-    <w:p>
-      <w:pPr>
-        <w:pStyle w:val="ListParagraph"/>
-        <w:rPr>
-          <w:rFonts w:asciiTheme="majorBidi" w:hAnsiTheme="majorBidi" w:cstheme="majorBidi"/>
-          <w:sz w:val="24"/>
-          <w:szCs w:val="24"/>
-        </w:rPr>
-      </w:pPr>
-      <w:r>
-        <w:rPr>
-          <w:rFonts w:asciiTheme="majorBidi" w:hAnsiTheme="majorBidi" w:cstheme="majorBidi"/>
-          <w:sz w:val="24"/>
-          <w:szCs w:val="24"/>
-        </w:rPr>
-        <w:t>df["AGE"].min(), df["AGE"].max(), df["LIMIT_BAL"].min()</w:t>
-      </w:r>
-    </w:p>
-    <w:p>
-      <w:pPr>
-        <w:pStyle w:val="ListParagraph"/>
-        <w:rPr>
-          <w:rFonts w:asciiTheme="majorBidi" w:hAnsiTheme="majorBidi" w:cstheme="majorBidi"/>
-          <w:sz w:val="24"/>
-          <w:szCs w:val="24"/>
-        </w:rPr>
-      </w:pPr>
-      <w:r>
-        <w:rPr>
-          <w:rFonts w:asciiTheme="majorBidi" w:hAnsiTheme="majorBidi" w:cstheme="majorBidi"/>
-          <w:sz w:val="24"/>
-          <w:szCs w:val="24"/>
-        </w:rPr>
-        <w:t>(df[column] &lt; 0).sum()   # for each BILL_AMT and PAY_AMT column</w:t>
+        <w:t xml:space="preserve">How we found them: compared category frequencies against the UCI </w:t>
+      </w:r>
+      <w:proofErr w:type="gramStart"/>
+      <w:r>
+        <w:rPr>
+          <w:rFonts w:asciiTheme="majorBidi" w:hAnsiTheme="majorBidi" w:cstheme="majorBidi"/>
+          <w:sz w:val="24"/>
+          <w:szCs w:val="24"/>
+        </w:rPr>
+        <w:t>codebook, and</w:t>
+      </w:r>
+      <w:proofErr w:type="gramEnd"/>
+      <w:r>
+        <w:rPr>
+          <w:rFonts w:asciiTheme="majorBidi" w:hAnsiTheme="majorBidi" w:cstheme="majorBidi"/>
+          <w:sz w:val="24"/>
+          <w:szCs w:val="24"/>
+        </w:rPr>
+        <w:t xml:space="preserve"> ran range checks on the numeric columns.</w:t>
+      </w:r>
+    </w:p>
+    <w:p>
+      <w:pPr>
+        <w:pStyle w:val="ListParagraph"/>
+        <w:rPr>
+          <w:rFonts w:asciiTheme="majorBidi" w:hAnsiTheme="majorBidi" w:cstheme="majorBidi"/>
+          <w:sz w:val="24"/>
+          <w:szCs w:val="24"/>
+        </w:rPr>
+      </w:pPr>
+    </w:p>
+    <w:p>
+      <w:pPr>
+        <w:pStyle w:val="ListParagraph"/>
+        <w:rPr>
+          <w:rFonts w:asciiTheme="majorBidi" w:hAnsiTheme="majorBidi" w:cstheme="majorBidi"/>
+          <w:sz w:val="24"/>
+          <w:szCs w:val="24"/>
+        </w:rPr>
+      </w:pPr>
+      <w:proofErr w:type="spellStart"/>
+      <w:r>
+        <w:rPr>
+          <w:rFonts w:asciiTheme="majorBidi" w:hAnsiTheme="majorBidi" w:cstheme="majorBidi"/>
+          <w:sz w:val="24"/>
+          <w:szCs w:val="24"/>
+        </w:rPr>
+        <w:t>df</w:t>
+      </w:r>
+      <w:proofErr w:type="spellEnd"/>
+      <w:r>
+        <w:rPr>
+          <w:rFonts w:asciiTheme="majorBidi" w:hAnsiTheme="majorBidi" w:cstheme="majorBidi"/>
+          <w:sz w:val="24"/>
+          <w:szCs w:val="24"/>
+        </w:rPr>
+        <w:t>["EDUCATION"].</w:t>
+      </w:r>
+      <w:proofErr w:type="spellStart"/>
+      <w:r>
+        <w:rPr>
+          <w:rFonts w:asciiTheme="majorBidi" w:hAnsiTheme="majorBidi" w:cstheme="majorBidi"/>
+          <w:sz w:val="24"/>
+          <w:szCs w:val="24"/>
+        </w:rPr>
+        <w:t>value_counts</w:t>
+      </w:r>
+      <w:proofErr w:type="spellEnd"/>
+      <w:r>
+        <w:rPr>
+          <w:rFonts w:asciiTheme="majorBidi" w:hAnsiTheme="majorBidi" w:cstheme="majorBidi"/>
+          <w:sz w:val="24"/>
+          <w:szCs w:val="24"/>
+        </w:rPr>
+        <w:t>(</w:t>
+      </w:r>
+      <w:proofErr w:type="gramStart"/>
+      <w:r>
+        <w:rPr>
+          <w:rFonts w:asciiTheme="majorBidi" w:hAnsiTheme="majorBidi" w:cstheme="majorBidi"/>
+          <w:sz w:val="24"/>
+          <w:szCs w:val="24"/>
+        </w:rPr>
+        <w:t>).</w:t>
+      </w:r>
+      <w:proofErr w:type="spellStart"/>
+      <w:r>
+        <w:rPr>
+          <w:rFonts w:asciiTheme="majorBidi" w:hAnsiTheme="majorBidi" w:cstheme="majorBidi"/>
+          <w:sz w:val="24"/>
+          <w:szCs w:val="24"/>
+        </w:rPr>
+        <w:t>sort</w:t>
+      </w:r>
+      <w:proofErr w:type="gramEnd"/>
+      <w:r>
+        <w:rPr>
+          <w:rFonts w:asciiTheme="majorBidi" w:hAnsiTheme="majorBidi" w:cstheme="majorBidi"/>
+          <w:sz w:val="24"/>
+          <w:szCs w:val="24"/>
+        </w:rPr>
+        <w:t>_</w:t>
+      </w:r>
+      <w:proofErr w:type="gramStart"/>
+      <w:r>
+        <w:rPr>
+          <w:rFonts w:asciiTheme="majorBidi" w:hAnsiTheme="majorBidi" w:cstheme="majorBidi"/>
+          <w:sz w:val="24"/>
+          <w:szCs w:val="24"/>
+        </w:rPr>
+        <w:t>index</w:t>
+      </w:r>
+      <w:proofErr w:type="spellEnd"/>
+      <w:r>
+        <w:rPr>
+          <w:rFonts w:asciiTheme="majorBidi" w:hAnsiTheme="majorBidi" w:cstheme="majorBidi"/>
+          <w:sz w:val="24"/>
+          <w:szCs w:val="24"/>
+        </w:rPr>
+        <w:t>(</w:t>
+      </w:r>
+      <w:proofErr w:type="gramEnd"/>
+      <w:r>
+        <w:rPr>
+          <w:rFonts w:asciiTheme="majorBidi" w:hAnsiTheme="majorBidi" w:cstheme="majorBidi"/>
+          <w:sz w:val="24"/>
+          <w:szCs w:val="24"/>
+        </w:rPr>
+        <w:t>)</w:t>
+      </w:r>
+    </w:p>
+    <w:p>
+      <w:pPr>
+        <w:pStyle w:val="ListParagraph"/>
+        <w:rPr>
+          <w:rFonts w:asciiTheme="majorBidi" w:hAnsiTheme="majorBidi" w:cstheme="majorBidi"/>
+          <w:sz w:val="24"/>
+          <w:szCs w:val="24"/>
+        </w:rPr>
+      </w:pPr>
+      <w:proofErr w:type="spellStart"/>
+      <w:r>
+        <w:rPr>
+          <w:rFonts w:asciiTheme="majorBidi" w:hAnsiTheme="majorBidi" w:cstheme="majorBidi"/>
+          <w:sz w:val="24"/>
+          <w:szCs w:val="24"/>
+        </w:rPr>
+        <w:t>df</w:t>
+      </w:r>
+      <w:proofErr w:type="spellEnd"/>
+      <w:r>
+        <w:rPr>
+          <w:rFonts w:asciiTheme="majorBidi" w:hAnsiTheme="majorBidi" w:cstheme="majorBidi"/>
+          <w:sz w:val="24"/>
+          <w:szCs w:val="24"/>
+        </w:rPr>
+        <w:t>["MARRIAGE"].</w:t>
+      </w:r>
+      <w:proofErr w:type="spellStart"/>
+      <w:r>
+        <w:rPr>
+          <w:rFonts w:asciiTheme="majorBidi" w:hAnsiTheme="majorBidi" w:cstheme="majorBidi"/>
+          <w:sz w:val="24"/>
+          <w:szCs w:val="24"/>
+        </w:rPr>
+        <w:t>value_counts</w:t>
+      </w:r>
+      <w:proofErr w:type="spellEnd"/>
+      <w:r>
+        <w:rPr>
+          <w:rFonts w:asciiTheme="majorBidi" w:hAnsiTheme="majorBidi" w:cstheme="majorBidi"/>
+          <w:sz w:val="24"/>
+          <w:szCs w:val="24"/>
+        </w:rPr>
+        <w:t>(</w:t>
+      </w:r>
+      <w:proofErr w:type="gramStart"/>
+      <w:r>
+        <w:rPr>
+          <w:rFonts w:asciiTheme="majorBidi" w:hAnsiTheme="majorBidi" w:cstheme="majorBidi"/>
+          <w:sz w:val="24"/>
+          <w:szCs w:val="24"/>
+        </w:rPr>
+        <w:t>).</w:t>
+      </w:r>
+      <w:proofErr w:type="spellStart"/>
+      <w:r>
+        <w:rPr>
+          <w:rFonts w:asciiTheme="majorBidi" w:hAnsiTheme="majorBidi" w:cstheme="majorBidi"/>
+          <w:sz w:val="24"/>
+          <w:szCs w:val="24"/>
+        </w:rPr>
+        <w:t>sort</w:t>
+      </w:r>
+      <w:proofErr w:type="gramEnd"/>
+      <w:r>
+        <w:rPr>
+          <w:rFonts w:asciiTheme="majorBidi" w:hAnsiTheme="majorBidi" w:cstheme="majorBidi"/>
+          <w:sz w:val="24"/>
+          <w:szCs w:val="24"/>
+        </w:rPr>
+        <w:t>_</w:t>
+      </w:r>
+      <w:proofErr w:type="gramStart"/>
+      <w:r>
+        <w:rPr>
+          <w:rFonts w:asciiTheme="majorBidi" w:hAnsiTheme="majorBidi" w:cstheme="majorBidi"/>
+          <w:sz w:val="24"/>
+          <w:szCs w:val="24"/>
+        </w:rPr>
+        <w:t>index</w:t>
+      </w:r>
+      <w:proofErr w:type="spellEnd"/>
+      <w:r>
+        <w:rPr>
+          <w:rFonts w:asciiTheme="majorBidi" w:hAnsiTheme="majorBidi" w:cstheme="majorBidi"/>
+          <w:sz w:val="24"/>
+          <w:szCs w:val="24"/>
+        </w:rPr>
+        <w:t>(</w:t>
+      </w:r>
+      <w:proofErr w:type="gramEnd"/>
+      <w:r>
+        <w:rPr>
+          <w:rFonts w:asciiTheme="majorBidi" w:hAnsiTheme="majorBidi" w:cstheme="majorBidi"/>
+          <w:sz w:val="24"/>
+          <w:szCs w:val="24"/>
+        </w:rPr>
+        <w:t>)</w:t>
+      </w:r>
+    </w:p>
+    <w:p>
+      <w:pPr>
+        <w:pStyle w:val="ListParagraph"/>
+        <w:rPr>
+          <w:rFonts w:asciiTheme="majorBidi" w:hAnsiTheme="majorBidi" w:cstheme="majorBidi"/>
+          <w:sz w:val="24"/>
+          <w:szCs w:val="24"/>
+        </w:rPr>
+      </w:pPr>
+      <w:proofErr w:type="spellStart"/>
+      <w:r>
+        <w:rPr>
+          <w:rFonts w:asciiTheme="majorBidi" w:hAnsiTheme="majorBidi" w:cstheme="majorBidi"/>
+          <w:sz w:val="24"/>
+          <w:szCs w:val="24"/>
+        </w:rPr>
+        <w:t>df</w:t>
+      </w:r>
+      <w:proofErr w:type="spellEnd"/>
+      <w:r>
+        <w:rPr>
+          <w:rFonts w:asciiTheme="majorBidi" w:hAnsiTheme="majorBidi" w:cstheme="majorBidi"/>
+          <w:sz w:val="24"/>
+          <w:szCs w:val="24"/>
+        </w:rPr>
+        <w:t>["AGE"</w:t>
+      </w:r>
+      <w:proofErr w:type="gramStart"/>
+      <w:r>
+        <w:rPr>
+          <w:rFonts w:asciiTheme="majorBidi" w:hAnsiTheme="majorBidi" w:cstheme="majorBidi"/>
+          <w:sz w:val="24"/>
+          <w:szCs w:val="24"/>
+        </w:rPr>
+        <w:t>].min</w:t>
+      </w:r>
+      <w:proofErr w:type="gramEnd"/>
+      <w:r>
+        <w:rPr>
+          <w:rFonts w:asciiTheme="majorBidi" w:hAnsiTheme="majorBidi" w:cstheme="majorBidi"/>
+          <w:sz w:val="24"/>
+          <w:szCs w:val="24"/>
+        </w:rPr>
+        <w:t xml:space="preserve">(), </w:t>
+      </w:r>
+      <w:proofErr w:type="spellStart"/>
+      <w:r>
+        <w:rPr>
+          <w:rFonts w:asciiTheme="majorBidi" w:hAnsiTheme="majorBidi" w:cstheme="majorBidi"/>
+          <w:sz w:val="24"/>
+          <w:szCs w:val="24"/>
+        </w:rPr>
+        <w:t>df</w:t>
+      </w:r>
+      <w:proofErr w:type="spellEnd"/>
+      <w:r>
+        <w:rPr>
+          <w:rFonts w:asciiTheme="majorBidi" w:hAnsiTheme="majorBidi" w:cstheme="majorBidi"/>
+          <w:sz w:val="24"/>
+          <w:szCs w:val="24"/>
+        </w:rPr>
+        <w:t>["AGE"].</w:t>
+      </w:r>
+      <w:proofErr w:type="gramStart"/>
+      <w:r>
+        <w:rPr>
+          <w:rFonts w:asciiTheme="majorBidi" w:hAnsiTheme="majorBidi" w:cstheme="majorBidi"/>
+          <w:sz w:val="24"/>
+          <w:szCs w:val="24"/>
+        </w:rPr>
+        <w:t>max(</w:t>
+      </w:r>
+      <w:proofErr w:type="gramEnd"/>
+      <w:r>
+        <w:rPr>
+          <w:rFonts w:asciiTheme="majorBidi" w:hAnsiTheme="majorBidi" w:cstheme="majorBidi"/>
+          <w:sz w:val="24"/>
+          <w:szCs w:val="24"/>
+        </w:rPr>
+        <w:t xml:space="preserve">), </w:t>
+      </w:r>
+      <w:proofErr w:type="spellStart"/>
+      <w:r>
+        <w:rPr>
+          <w:rFonts w:asciiTheme="majorBidi" w:hAnsiTheme="majorBidi" w:cstheme="majorBidi"/>
+          <w:sz w:val="24"/>
+          <w:szCs w:val="24"/>
+        </w:rPr>
+        <w:t>df</w:t>
+      </w:r>
+      <w:proofErr w:type="spellEnd"/>
+      <w:r>
+        <w:rPr>
+          <w:rFonts w:asciiTheme="majorBidi" w:hAnsiTheme="majorBidi" w:cstheme="majorBidi"/>
+          <w:sz w:val="24"/>
+          <w:szCs w:val="24"/>
+        </w:rPr>
+        <w:t>["LIMIT_BAL"</w:t>
+      </w:r>
+      <w:proofErr w:type="gramStart"/>
+      <w:r>
+        <w:rPr>
+          <w:rFonts w:asciiTheme="majorBidi" w:hAnsiTheme="majorBidi" w:cstheme="majorBidi"/>
+          <w:sz w:val="24"/>
+          <w:szCs w:val="24"/>
+        </w:rPr>
+        <w:t>].min</w:t>
+      </w:r>
+      <w:proofErr w:type="gramEnd"/>
+      <w:r>
+        <w:rPr>
+          <w:rFonts w:asciiTheme="majorBidi" w:hAnsiTheme="majorBidi" w:cstheme="majorBidi"/>
+          <w:sz w:val="24"/>
+          <w:szCs w:val="24"/>
+        </w:rPr>
+        <w:t>()</w:t>
+      </w:r>
+    </w:p>
+    <w:p>
+      <w:pPr>
+        <w:pStyle w:val="ListParagraph"/>
+        <w:rPr>
+          <w:rFonts w:asciiTheme="majorBidi" w:hAnsiTheme="majorBidi" w:cstheme="majorBidi"/>
+          <w:sz w:val="24"/>
+          <w:szCs w:val="24"/>
+        </w:rPr>
+      </w:pPr>
+      <w:r>
+        <w:rPr>
+          <w:rFonts w:asciiTheme="majorBidi" w:hAnsiTheme="majorBidi" w:cstheme="majorBidi"/>
+          <w:sz w:val="24"/>
+          <w:szCs w:val="24"/>
+        </w:rPr>
+        <w:t>(</w:t>
+      </w:r>
+      <w:proofErr w:type="spellStart"/>
+      <w:r>
+        <w:rPr>
+          <w:rFonts w:asciiTheme="majorBidi" w:hAnsiTheme="majorBidi" w:cstheme="majorBidi"/>
+          <w:sz w:val="24"/>
+          <w:szCs w:val="24"/>
+        </w:rPr>
+        <w:t>df</w:t>
+      </w:r>
+      <w:proofErr w:type="spellEnd"/>
+      <w:r>
+        <w:rPr>
+          <w:rFonts w:asciiTheme="majorBidi" w:hAnsiTheme="majorBidi" w:cstheme="majorBidi"/>
+          <w:sz w:val="24"/>
+          <w:szCs w:val="24"/>
+        </w:rPr>
+        <w:t>[column] &lt; 0</w:t>
+      </w:r>
+      <w:proofErr w:type="gramStart"/>
+      <w:r>
+        <w:rPr>
+          <w:rFonts w:asciiTheme="majorBidi" w:hAnsiTheme="majorBidi" w:cstheme="majorBidi"/>
+          <w:sz w:val="24"/>
+          <w:szCs w:val="24"/>
+        </w:rPr>
+        <w:t xml:space="preserve">).sum()   </w:t>
+      </w:r>
+      <w:proofErr w:type="gramEnd"/>
+      <w:r>
+        <w:rPr>
+          <w:rFonts w:asciiTheme="majorBidi" w:hAnsiTheme="majorBidi" w:cstheme="majorBidi"/>
+          <w:sz w:val="24"/>
+          <w:szCs w:val="24"/>
+        </w:rPr>
+        <w:t># for each BILL_AMT and PAY_AMT column</w:t>
       </w:r>
     </w:p>
     <w:p>
@@ -704,7 +1210,29 @@
           <w:szCs w:val="24"/>
           <w:lang w:val="en-AE"/>
         </w:rPr>
-        <w:t>Action: dropped with df.drop(columns=["ID"]).</w:t>
+        <w:t xml:space="preserve">Action: dropped with </w:t>
+      </w:r>
+      <w:proofErr w:type="spellStart"/>
+      <w:proofErr w:type="gramStart"/>
+      <w:r>
+        <w:rPr>
+          <w:rFonts w:asciiTheme="majorBidi" w:hAnsiTheme="majorBidi" w:cstheme="majorBidi"/>
+          <w:sz w:val="24"/>
+          <w:szCs w:val="24"/>
+          <w:lang w:val="en-AE"/>
+        </w:rPr>
+        <w:t>df.drop</w:t>
+      </w:r>
+      <w:proofErr w:type="spellEnd"/>
+      <w:proofErr w:type="gramEnd"/>
+      <w:r>
+        <w:rPr>
+          <w:rFonts w:asciiTheme="majorBidi" w:hAnsiTheme="majorBidi" w:cstheme="majorBidi"/>
+          <w:sz w:val="24"/>
+          <w:szCs w:val="24"/>
+          <w:lang w:val="en-AE"/>
+        </w:rPr>
+        <w:t>(columns=["ID"]).</w:t>
       </w:r>
     </w:p>
     <w:p>
@@ -780,14 +1308,65 @@
           <w:lang w:val="en-AE"/>
         </w:rPr>
       </w:pPr>
-      <w:r>
-        <w:rPr>
-          <w:rFonts w:asciiTheme="majorBidi" w:hAnsiTheme="majorBidi" w:cstheme="majorBidi"/>
-          <w:sz w:val="24"/>
-          <w:szCs w:val="24"/>
-          <w:lang w:val="en-AE"/>
-        </w:rPr>
-        <w:t>df[column].value_counts(normalize=True).max() * 100</w:t>
+      <w:proofErr w:type="spellStart"/>
+      <w:r>
+        <w:rPr>
+          <w:rFonts w:asciiTheme="majorBidi" w:hAnsiTheme="majorBidi" w:cstheme="majorBidi"/>
+          <w:sz w:val="24"/>
+          <w:szCs w:val="24"/>
+          <w:lang w:val="en-AE"/>
+        </w:rPr>
+        <w:t>df</w:t>
+      </w:r>
+      <w:proofErr w:type="spellEnd"/>
+      <w:r>
+        <w:rPr>
+          <w:rFonts w:asciiTheme="majorBidi" w:hAnsiTheme="majorBidi" w:cstheme="majorBidi"/>
+          <w:sz w:val="24"/>
+          <w:szCs w:val="24"/>
+          <w:lang w:val="en-AE"/>
+        </w:rPr>
+        <w:t>[column].</w:t>
+      </w:r>
+      <w:proofErr w:type="spellStart"/>
+      <w:r>
+        <w:rPr>
+          <w:rFonts w:asciiTheme="majorBidi" w:hAnsiTheme="majorBidi" w:cstheme="majorBidi"/>
+          <w:sz w:val="24"/>
+          <w:szCs w:val="24"/>
+          <w:lang w:val="en-AE"/>
+        </w:rPr>
+        <w:t>value_counts</w:t>
+      </w:r>
+      <w:proofErr w:type="spellEnd"/>
+      <w:r>
+        <w:rPr>
+          <w:rFonts w:asciiTheme="majorBidi" w:hAnsiTheme="majorBidi" w:cstheme="majorBidi"/>
+          <w:sz w:val="24"/>
+          <w:szCs w:val="24"/>
+          <w:lang w:val="en-AE"/>
+        </w:rPr>
+        <w:t>(normalize=True).</w:t>
+      </w:r>
+      <w:proofErr w:type="gramStart"/>
+      <w:r>
+        <w:rPr>
+          <w:rFonts w:asciiTheme="majorBidi" w:hAnsiTheme="majorBidi" w:cstheme="majorBidi"/>
+          <w:sz w:val="24"/>
+          <w:szCs w:val="24"/>
+          <w:lang w:val="en-AE"/>
+        </w:rPr>
+        <w:t>max(</w:t>
+      </w:r>
+      <w:proofErr w:type="gramEnd"/>
+      <w:r>
+        <w:rPr>
+          <w:rFonts w:asciiTheme="majorBidi" w:hAnsiTheme="majorBidi" w:cstheme="majorBidi"/>
+          <w:sz w:val="24"/>
+          <w:szCs w:val="24"/>
+          <w:lang w:val="en-AE"/>
+        </w:rPr>
+        <w:t>) * 100</w:t>
       </w:r>
     </w:p>
     <w:p>
@@ -936,14 +1515,67 @@
           <w:lang w:val="en-AE"/>
         </w:rPr>
       </w:pPr>
-      <w:r>
-        <w:rPr>
-          <w:rFonts w:asciiTheme="majorBidi" w:hAnsiTheme="majorBidi" w:cstheme="majorBidi"/>
-          <w:sz w:val="24"/>
-          <w:szCs w:val="24"/>
-          <w:lang w:val="en-AE"/>
-        </w:rPr>
-        <w:t>df[["SEX", "EDUCATION", "MARRIAGE", "PAY_1", ..., "PAY_6"]].nunique()</w:t>
+      <w:proofErr w:type="spellStart"/>
+      <w:proofErr w:type="gramStart"/>
+      <w:r>
+        <w:rPr>
+          <w:rFonts w:asciiTheme="majorBidi" w:hAnsiTheme="majorBidi" w:cstheme="majorBidi"/>
+          <w:sz w:val="24"/>
+          <w:szCs w:val="24"/>
+          <w:lang w:val="en-AE"/>
+        </w:rPr>
+        <w:t>df</w:t>
+      </w:r>
+      <w:proofErr w:type="spellEnd"/>
+      <w:r>
+        <w:rPr>
+          <w:rFonts w:asciiTheme="majorBidi" w:hAnsiTheme="majorBidi" w:cstheme="majorBidi"/>
+          <w:sz w:val="24"/>
+          <w:szCs w:val="24"/>
+          <w:lang w:val="en-AE"/>
+        </w:rPr>
+        <w:t>[</w:t>
+      </w:r>
+      <w:proofErr w:type="gramEnd"/>
+      <w:r>
+        <w:rPr>
+          <w:rFonts w:asciiTheme="majorBidi" w:hAnsiTheme="majorBidi" w:cstheme="majorBidi"/>
+          <w:sz w:val="24"/>
+          <w:szCs w:val="24"/>
+          <w:lang w:val="en-AE"/>
+        </w:rPr>
+        <w:t>["SEX", "EDUCATION", "MARRIAGE", "PAY_1", ..., "PAY_6"]</w:t>
+      </w:r>
+      <w:proofErr w:type="gramStart"/>
+      <w:r>
+        <w:rPr>
+          <w:rFonts w:asciiTheme="majorBidi" w:hAnsiTheme="majorBidi" w:cstheme="majorBidi"/>
+          <w:sz w:val="24"/>
+          <w:szCs w:val="24"/>
+          <w:lang w:val="en-AE"/>
+        </w:rPr>
+        <w:t>].</w:t>
+      </w:r>
+      <w:proofErr w:type="spellStart"/>
+      <w:r>
+        <w:rPr>
+          <w:rFonts w:asciiTheme="majorBidi" w:hAnsiTheme="majorBidi" w:cstheme="majorBidi"/>
+          <w:sz w:val="24"/>
+          <w:szCs w:val="24"/>
+          <w:lang w:val="en-AE"/>
+        </w:rPr>
+        <w:t>nunique</w:t>
+      </w:r>
+      <w:proofErr w:type="spellEnd"/>
+      <w:proofErr w:type="gramEnd"/>
+      <w:r>
+        <w:rPr>
+          <w:rFonts w:asciiTheme="majorBidi" w:hAnsiTheme="majorBidi" w:cstheme="majorBidi"/>
+          <w:sz w:val="24"/>
+          <w:szCs w:val="24"/>
+          <w:lang w:val="en-AE"/>
+        </w:rPr>
+        <w:t>()</w:t>
       </w:r>
     </w:p>
     <w:p>
@@ -1007,16 +1639,6 @@
         </w:rPr>
         <w:t>Action: no grouping needed.</w:t>
       </w:r>
-    </w:p>
-    <w:p>
-      <w:pPr>
-        <w:pStyle w:val="ListParagraph"/>
-        <w:rPr>
-          <w:rFonts w:asciiTheme="majorBidi" w:hAnsiTheme="majorBidi" w:cstheme="majorBidi"/>
-          <w:sz w:val="24"/>
-          <w:szCs w:val="24"/>
-        </w:rPr>
-      </w:pPr>
     </w:p>
     <w:sectPr>
       <w:headerReference w:type="default" r:id="rId8"/>
@@ -1091,7 +1713,15 @@
       </w:rPr>
     </w:pPr>
     <w:r>
-      <w:t xml:space="preserve">Hady Yousef X0219585 | Youssef Sakkaf </w:t>
+      <w:t xml:space="preserve">Hady Yousef X0219585 | Youssef </w:t>
+    </w:r>
+    <w:proofErr w:type="spellStart"/>
+    <w:r>
+      <w:t>Sakkaf</w:t>
+    </w:r>
+    <w:proofErr w:type="spellEnd"/>
+    <w:r>
+      <w:t xml:space="preserve"> </w:t>
     </w:r>
     <w:r>
       <w:rPr>
